--- a/Relatorio/Relatorio_LaboratorioV1.docx
+++ b/Relatorio/Relatorio_LaboratorioV1.docx
@@ -1372,76 +1372,76 @@
           <w:sz w:val="21"/>
           <w:szCs w:val="21"/>
         </w:rPr>
-        <w:t>- Validação RQ03+RQ04 (1.000 repositórios) + hipótese informal — Responsável: Enrico Bessa — Issue [PREENCHER Nº] [CONCLUÍDO — campos releases_total e pushed_at íntegros nos 1.000 repositórios]</w:t>
-      </w:r>
-    </w:p>
-    <w:p>
-      <w:pPr>
-        <w:spacing w:after="200"/>
-        <w:ind w:left="198"/>
-        <w:rPr>
-          <w:i/>
-          <w:iCs/>
-          <w:color w:val="595959"/>
-          <w:sz w:val="21"/>
-          <w:szCs w:val="21"/>
-        </w:rPr>
-      </w:pPr>
-      <w:r>
-        <w:rPr>
-          <w:i/>
-          <w:iCs/>
-          <w:color w:val="595959"/>
-          <w:sz w:val="21"/>
-          <w:szCs w:val="21"/>
-        </w:rPr>
-        <w:t>- Validação RQ05+RQ06 (1.000 repositórios) + hipótese informal — Responsável: Pericles Pires — Issue [PREENCHER Nº] [CONCLUÍDO — campos primary_language, issues_total e issues_closed_total íntegros nos 1.000 repositórios]</w:t>
-      </w:r>
-    </w:p>
-    <w:p>
-      <w:pPr>
-        <w:spacing w:after="200"/>
-        <w:ind w:left="198"/>
-        <w:rPr>
-          <w:i/>
-          <w:iCs/>
-          <w:color w:val="595959"/>
-          <w:sz w:val="21"/>
-          <w:szCs w:val="21"/>
-        </w:rPr>
-      </w:pPr>
-      <w:r>
-        <w:rPr>
-          <w:i/>
-          <w:iCs/>
-          <w:color w:val="595959"/>
-          <w:sz w:val="21"/>
-          <w:szCs w:val="21"/>
-        </w:rPr>
-        <w:t>- Primeira versão do relatório — Responsável: Pedro Luis— Issue [PREENCHER Nº 13]</w:t>
-      </w:r>
-    </w:p>
-    <w:p>
-      <w:pPr>
-        <w:spacing w:after="200"/>
-        <w:ind w:left="198"/>
-        <w:rPr>
-          <w:i/>
-          <w:iCs/>
-          <w:color w:val="595959"/>
-          <w:sz w:val="21"/>
-          <w:szCs w:val="21"/>
-        </w:rPr>
-      </w:pPr>
-      <w:r>
-        <w:rPr>
-          <w:i/>
-          <w:iCs/>
-          <w:color w:val="595959"/>
-          <w:sz w:val="21"/>
-          <w:szCs w:val="21"/>
-        </w:rPr>
-        <w:t>- Snapshot do Project exportado em CSV — Responsável: Você — Issue [PREENCHER Nº]</w:t>
+        <w:t>- Validação RQ03+RQ04 (1.000 repositórios) + hipótese informal — Responsável: Enrico Bessa — Issue #11 [CONCLUÍDO — campos releases_total e pushed_at íntegros nos 1.000 repositórios]</w:t>
+      </w:r>
+    </w:p>
+    <w:p>
+      <w:pPr>
+        <w:spacing w:after="200"/>
+        <w:ind w:left="198"/>
+        <w:rPr>
+          <w:i/>
+          <w:iCs/>
+          <w:color w:val="595959"/>
+          <w:sz w:val="21"/>
+          <w:szCs w:val="21"/>
+        </w:rPr>
+      </w:pPr>
+      <w:r>
+        <w:rPr>
+          <w:i/>
+          <w:iCs/>
+          <w:color w:val="595959"/>
+          <w:sz w:val="21"/>
+          <w:szCs w:val="21"/>
+        </w:rPr>
+        <w:t>- Validação RQ05+RQ06 (1.000 repositórios) + hipótese informal — Responsável: Pericles Pires — Issue #12 [CONCLUÍDO — campos primary_language, issues_total e issues_closed_total íntegros nos 1.000 repositórios]</w:t>
+      </w:r>
+    </w:p>
+    <w:p>
+      <w:pPr>
+        <w:spacing w:after="200"/>
+        <w:ind w:left="198"/>
+        <w:rPr>
+          <w:i/>
+          <w:iCs/>
+          <w:color w:val="595959"/>
+          <w:sz w:val="21"/>
+          <w:szCs w:val="21"/>
+        </w:rPr>
+      </w:pPr>
+      <w:r>
+        <w:rPr>
+          <w:i/>
+          <w:iCs/>
+          <w:color w:val="595959"/>
+          <w:sz w:val="21"/>
+          <w:szCs w:val="21"/>
+        </w:rPr>
+        <w:t>- Primeira versão do relatório — Responsável: Pedro Luis— Issue #13</w:t>
+      </w:r>
+    </w:p>
+    <w:p>
+      <w:pPr>
+        <w:spacing w:after="200"/>
+        <w:ind w:left="198"/>
+        <w:rPr>
+          <w:i/>
+          <w:iCs/>
+          <w:color w:val="595959"/>
+          <w:sz w:val="21"/>
+          <w:szCs w:val="21"/>
+        </w:rPr>
+      </w:pPr>
+      <w:r>
+        <w:rPr>
+          <w:i/>
+          <w:iCs/>
+          <w:color w:val="595959"/>
+          <w:sz w:val="21"/>
+          <w:szCs w:val="21"/>
+        </w:rPr>
+        <w:t>- Snapshot do Project exportado em CSV — Responsável: Pedro Luis — Issue #14</w:t>
       </w:r>
     </w:p>
     <w:p>
